--- a/INFORME SEMANAL-Proyecto 1.docx
+++ b/INFORME SEMANAL-Proyecto 1.docx
@@ -9,6 +9,9 @@
       <w:r>
         <w:t>INFORME SEMANAL</w:t>
       </w:r>
+      <w:r>
+        <w:t xml:space="preserve"> SEMANAS 1, 2 Y 3</w:t>
+      </w:r>
     </w:p>
     <w:p>
       <w:pPr>
@@ -20,6 +23,11 @@
     <w:p>
       <w:r>
         <w:t>Trabajo Académico de la asignatura Proyecto 1</w:t>
+      </w:r>
+    </w:p>
+    <w:p>
+      <w:r>
+        <w:t>A Miércoles 11 de marzo de 2026</w:t>
       </w:r>
     </w:p>
     <w:p>
@@ -82,23 +90,7 @@
           <w:bCs/>
           <w:iCs/>
         </w:rPr>
-        <w:t xml:space="preserve">Cada grupo tiene que elaborar un breve informe semanal sobre la evolución de su trabajo académico y entregarlo en la fecha indicada en la tarea de </w:t>
-      </w:r>
-      <w:proofErr w:type="spellStart"/>
-      <w:r>
-        <w:rPr>
-          <w:bCs/>
-          <w:iCs/>
-        </w:rPr>
-        <w:t>PoliformaT</w:t>
-      </w:r>
-      <w:proofErr w:type="spellEnd"/>
-      <w:r>
-        <w:rPr>
-          <w:bCs/>
-          <w:iCs/>
-        </w:rPr>
-        <w:t>. La estructura que se propone abajo es orientativa y puede modificarse en la medida en que resulte más útil para mostrar el trabajo realizado.</w:t>
+        <w:t>Cada grupo tiene que elaborar un breve informe semanal sobre la evolución de su trabajo académico y entregarlo en la fecha indicada en la tarea de PoliformaT. La estructura que se propone abajo es orientativa y puede modificarse en la medida en que resulte más útil para mostrar el trabajo realizado.</w:t>
       </w:r>
     </w:p>
     <w:p>
@@ -110,20 +102,34 @@
       </w:pPr>
     </w:p>
     <w:p>
+      <w:pPr>
+        <w:rPr>
+          <w:iCs/>
+        </w:rPr>
+      </w:pPr>
       <w:r>
         <w:t>Título del trabajo:</w:t>
       </w:r>
-    </w:p>
-    <w:p>
-      <w:pPr>
-        <w:rPr>
-          <w:iCs/>
-        </w:rPr>
-      </w:pPr>
-    </w:p>
+      <w:r>
+        <w:rPr>
+          <w:iCs/>
+        </w:rPr>
+        <w:t xml:space="preserve"> </w:t>
+      </w:r>
+      <w:r>
+        <w:rPr>
+          <w:iCs/>
+        </w:rPr>
+        <w:t>Proyecto ORE</w:t>
+      </w:r>
+    </w:p>
+    <w:p/>
     <w:p>
       <w:r>
         <w:t>Miembros del equipo:</w:t>
+      </w:r>
+      <w:r>
+        <w:t xml:space="preserve"> Fernando Martínez, Julen Granell, Alfons Juan, Aarón Sánches, Javier González</w:t>
       </w:r>
     </w:p>
     <w:p>
@@ -140,10 +146,185 @@
           <w:numId w:val="1"/>
         </w:numPr>
         <w:ind w:left="360"/>
-      </w:pPr>
-      <w:r>
+        <w:rPr>
+          <w:b/>
+          <w:bCs/>
+        </w:rPr>
+      </w:pPr>
+      <w:r>
+        <w:rPr>
+          <w:b/>
+          <w:bCs/>
+        </w:rPr>
         <w:t>Actividades realizadas durante la semana</w:t>
       </w:r>
+    </w:p>
+    <w:p>
+      <w:pPr>
+        <w:rPr>
+          <w:iCs/>
+        </w:rPr>
+      </w:pPr>
+      <w:r>
+        <w:rPr>
+          <w:iCs/>
+        </w:rPr>
+        <w:t>Durante estas semanas iniciales nuestro trabajo de ha dividido en dos fases de trabajo:</w:t>
+      </w:r>
+    </w:p>
+    <w:p>
+      <w:pPr>
+        <w:pStyle w:val="Prrafodelista"/>
+        <w:numPr>
+          <w:ilvl w:val="0"/>
+          <w:numId w:val="2"/>
+        </w:numPr>
+        <w:rPr>
+          <w:iCs/>
+        </w:rPr>
+      </w:pPr>
+      <w:r>
+        <w:rPr>
+          <w:iCs/>
+        </w:rPr>
+        <w:t>Búsqueda de ideas reales y factibles para nuestro proyecto (semana 1-2)</w:t>
+      </w:r>
+    </w:p>
+    <w:p>
+      <w:pPr>
+        <w:pStyle w:val="Prrafodelista"/>
+        <w:numPr>
+          <w:ilvl w:val="0"/>
+          <w:numId w:val="2"/>
+        </w:numPr>
+        <w:rPr>
+          <w:iCs/>
+        </w:rPr>
+      </w:pPr>
+      <w:r>
+        <w:rPr>
+          <w:iCs/>
+        </w:rPr>
+        <w:t>Comienzo del trabajo y configuración de las diferentes herramientas de trabajo (semana 3)</w:t>
+      </w:r>
+    </w:p>
+    <w:p>
+      <w:pPr>
+        <w:rPr>
+          <w:iCs/>
+        </w:rPr>
+      </w:pPr>
+      <w:r>
+        <w:rPr>
+          <w:iCs/>
+        </w:rPr>
+        <w:t>En cuanto a la búsqueda de la idea, se puede resumir principalmente en un día de lluvia de ideas y finalmente la consecución de una misma.</w:t>
+      </w:r>
+    </w:p>
+    <w:p>
+      <w:pPr>
+        <w:rPr>
+          <w:iCs/>
+        </w:rPr>
+      </w:pPr>
+      <w:r>
+        <w:rPr>
+          <w:iCs/>
+        </w:rPr>
+        <w:t>Ha habido varias: tráfico, copyright… Finalmente nos quedamos con nuestra idea actual y la cual vamos a orientar nuestro trabajo: La optimización del rendimiento estudiantil</w:t>
+      </w:r>
+    </w:p>
+    <w:p>
+      <w:pPr>
+        <w:rPr>
+          <w:iCs/>
+        </w:rPr>
+      </w:pPr>
+    </w:p>
+    <w:p>
+      <w:pPr>
+        <w:rPr>
+          <w:iCs/>
+        </w:rPr>
+      </w:pPr>
+      <w:r>
+        <w:rPr>
+          <w:iCs/>
+        </w:rPr>
+        <w:t>Una vez establecida la idea, ya dentro de la semana 3, nos centramos en elaborar la presentación de nuestra idea tanto al primer profesor (Joaquín), como al actual (Miguel)</w:t>
+      </w:r>
+    </w:p>
+    <w:p>
+      <w:pPr>
+        <w:rPr>
+          <w:iCs/>
+        </w:rPr>
+      </w:pPr>
+    </w:p>
+    <w:p>
+      <w:pPr>
+        <w:rPr>
+          <w:iCs/>
+        </w:rPr>
+      </w:pPr>
+      <w:r>
+        <w:rPr>
+          <w:iCs/>
+        </w:rPr>
+        <w:t>Nos dividimos la presentación y se la presentamos para ya así dar por iniciada la fase de desarrollo de nuestro proyecto.</w:t>
+      </w:r>
+    </w:p>
+    <w:p>
+      <w:pPr>
+        <w:rPr>
+          <w:iCs/>
+        </w:rPr>
+      </w:pPr>
+      <w:r>
+        <w:rPr>
+          <w:iCs/>
+        </w:rPr>
+        <w:t>Ya con esta iniciada creamos nuestros entornos de trabajo, tanto Notion como GitHub para poder tener nuestro trabajo controlado y ordenado, cosa fundamental en proyectos como estos.</w:t>
+      </w:r>
+    </w:p>
+    <w:p>
+      <w:pPr>
+        <w:rPr>
+          <w:iCs/>
+        </w:rPr>
+      </w:pPr>
+      <w:r>
+        <w:rPr>
+          <w:iCs/>
+        </w:rPr>
+        <w:t xml:space="preserve">A la hora de preparar todo nuestro entorno (los mencionados Notion y github, el calendario de nuestro trabajo…) dividimos </w:t>
+      </w:r>
+      <w:r>
+        <w:rPr>
+          <w:iCs/>
+        </w:rPr>
+        <w:t>el grupo en diferentes grupos de trabajo los cuales cada uno se encarga de aprender y configurar cada cosa.</w:t>
+      </w:r>
+    </w:p>
+    <w:p>
+      <w:pPr>
+        <w:rPr>
+          <w:iCs/>
+        </w:rPr>
+      </w:pPr>
+      <w:r>
+        <w:rPr>
+          <w:iCs/>
+        </w:rPr>
+        <w:t>Para finalizar la semana 3, tenemos ya preparado para trabajar tanto nuestro entorno de trabajo como nuestra planificación y ya empezamos de lleno con el desarrollo del proyecto iniciando por la fase I.</w:t>
+      </w:r>
+    </w:p>
+    <w:p>
+      <w:pPr>
+        <w:rPr>
+          <w:iCs/>
+        </w:rPr>
+      </w:pPr>
     </w:p>
     <w:p>
       <w:pPr>
@@ -166,9 +347,128 @@
           <w:numId w:val="1"/>
         </w:numPr>
         <w:ind w:left="360"/>
-      </w:pPr>
-      <w:r>
+        <w:rPr>
+          <w:b/>
+          <w:bCs/>
+        </w:rPr>
+      </w:pPr>
+      <w:r>
+        <w:rPr>
+          <w:b/>
+          <w:bCs/>
+        </w:rPr>
         <w:t>Problemas encontrados y soluciones aportadas</w:t>
+      </w:r>
+    </w:p>
+    <w:p>
+      <w:pPr>
+        <w:rPr>
+          <w:iCs/>
+        </w:rPr>
+      </w:pPr>
+      <w:r>
+        <w:rPr>
+          <w:iCs/>
+        </w:rPr>
+        <w:t>Durante estas tres semanas hemos encontrado diferentes problemas los cuales hemos ido solucionando sobre la marcha:</w:t>
+      </w:r>
+    </w:p>
+    <w:p>
+      <w:pPr>
+        <w:pStyle w:val="Prrafodelista"/>
+        <w:numPr>
+          <w:ilvl w:val="0"/>
+          <w:numId w:val="2"/>
+        </w:numPr>
+        <w:rPr>
+          <w:iCs/>
+        </w:rPr>
+      </w:pPr>
+      <w:r>
+        <w:rPr>
+          <w:iCs/>
+        </w:rPr>
+        <w:t>Escasez de ideas factibles: fue el primer problema que vivimos, encontrar una idea la cual fuese aceptable y posible de realizar en los 4 meses que tenemos de tiempo.</w:t>
+      </w:r>
+    </w:p>
+    <w:p>
+      <w:pPr>
+        <w:pStyle w:val="Prrafodelista"/>
+        <w:rPr>
+          <w:iCs/>
+        </w:rPr>
+      </w:pPr>
+      <w:r>
+        <w:rPr>
+          <w:iCs/>
+        </w:rPr>
+        <w:t>Este problema fue finalmente solucionado buscando directamente databases públicas las cuales fuesen trabajables y que reflejasen la realidad</w:t>
+      </w:r>
+    </w:p>
+    <w:p>
+      <w:pPr>
+        <w:pStyle w:val="Prrafodelista"/>
+        <w:rPr>
+          <w:iCs/>
+        </w:rPr>
+      </w:pPr>
+    </w:p>
+    <w:p>
+      <w:pPr>
+        <w:pStyle w:val="Prrafodelista"/>
+        <w:numPr>
+          <w:ilvl w:val="0"/>
+          <w:numId w:val="2"/>
+        </w:numPr>
+        <w:rPr>
+          <w:iCs/>
+        </w:rPr>
+      </w:pPr>
+      <w:r>
+        <w:rPr>
+          <w:iCs/>
+        </w:rPr>
+        <w:t>Poco realismo de las databases: al buscar en servicios como Kaggle, hay que tener mucho cuidado en no utilizar una database sintética, la cual no sea realista y esté realizada de una forma muy poco acorde a la realidad</w:t>
+      </w:r>
+    </w:p>
+    <w:p>
+      <w:pPr>
+        <w:pStyle w:val="Prrafodelista"/>
+        <w:rPr>
+          <w:iCs/>
+        </w:rPr>
+      </w:pPr>
+    </w:p>
+    <w:p>
+      <w:pPr>
+        <w:pStyle w:val="Prrafodelista"/>
+        <w:numPr>
+          <w:ilvl w:val="0"/>
+          <w:numId w:val="2"/>
+        </w:numPr>
+        <w:rPr>
+          <w:iCs/>
+        </w:rPr>
+      </w:pPr>
+      <w:r>
+        <w:rPr>
+          <w:iCs/>
+        </w:rPr>
+        <w:t>Falta de conocimientos: al fin y al cabo, estamos en el primer curso del grado, así que es evidente que no tenemos todos los conocimientos necesarios para realizar un proyecto tan a gran escala.</w:t>
+      </w:r>
+    </w:p>
+    <w:p>
+      <w:pPr>
+        <w:pStyle w:val="Prrafodelista"/>
+        <w:rPr>
+          <w:iCs/>
+        </w:rPr>
+      </w:pPr>
+      <w:r>
+        <w:rPr>
+          <w:iCs/>
+        </w:rPr>
+        <w:t>Debido a esto, tenemos pensado que, a parte de trabajar con las databases y realizar modelos, vamos a aprender a usar entornos de trabajo como GitHub, la librería SciKitLearn o ampliar nuestro conocimiento de Rstudio para poder trabajar de una manera mucho más eficiente y llevadera, y así también mejorar nuestros resultados del proyecto</w:t>
       </w:r>
     </w:p>
     <w:p>
@@ -203,6 +503,105 @@
           <w:iCs/>
         </w:rPr>
       </w:pPr>
+      <w:r>
+        <w:rPr>
+          <w:iCs/>
+        </w:rPr>
+        <w:t>El plan de trabajo lo hemos introducido nuevo esta misma semana 3, y de momento estamos siguiéndolo acorde a como está, dividiendo cargas de trabajo entre los 5 miembros del grupo.</w:t>
+      </w:r>
+    </w:p>
+    <w:p>
+      <w:pPr>
+        <w:rPr>
+          <w:iCs/>
+        </w:rPr>
+      </w:pPr>
+      <w:r>
+        <w:rPr>
+          <w:iCs/>
+        </w:rPr>
+        <w:t>Entre las diferentes tareas actuales están:</w:t>
+      </w:r>
+    </w:p>
+    <w:p>
+      <w:pPr>
+        <w:pStyle w:val="Prrafodelista"/>
+        <w:numPr>
+          <w:ilvl w:val="0"/>
+          <w:numId w:val="3"/>
+        </w:numPr>
+        <w:rPr>
+          <w:iCs/>
+        </w:rPr>
+      </w:pPr>
+      <w:r>
+        <w:rPr>
+          <w:iCs/>
+        </w:rPr>
+        <w:t>Realización del informe semanal (en este caso de las 3 iniciales)</w:t>
+      </w:r>
+    </w:p>
+    <w:p>
+      <w:pPr>
+        <w:pStyle w:val="Prrafodelista"/>
+        <w:numPr>
+          <w:ilvl w:val="0"/>
+          <w:numId w:val="3"/>
+        </w:numPr>
+        <w:rPr>
+          <w:iCs/>
+        </w:rPr>
+      </w:pPr>
+      <w:r>
+        <w:rPr>
+          <w:iCs/>
+        </w:rPr>
+        <w:t>Aprendizaje de la librería SciKitLearn en Python 3</w:t>
+      </w:r>
+    </w:p>
+    <w:p>
+      <w:pPr>
+        <w:pStyle w:val="Prrafodelista"/>
+        <w:numPr>
+          <w:ilvl w:val="0"/>
+          <w:numId w:val="3"/>
+        </w:numPr>
+        <w:rPr>
+          <w:iCs/>
+        </w:rPr>
+      </w:pPr>
+      <w:r>
+        <w:rPr>
+          <w:iCs/>
+        </w:rPr>
+        <w:t>Normalización y revisión de las databases descargadas desde Kaggle</w:t>
+      </w:r>
+    </w:p>
+    <w:p>
+      <w:pPr>
+        <w:pStyle w:val="Prrafodelista"/>
+        <w:numPr>
+          <w:ilvl w:val="0"/>
+          <w:numId w:val="3"/>
+        </w:numPr>
+        <w:rPr>
+          <w:iCs/>
+        </w:rPr>
+      </w:pPr>
+      <w:r>
+        <w:rPr>
+          <w:iCs/>
+        </w:rPr>
+        <w:t>Ampliación del conocimiento sobre Rstudio y pruebas de las diferentes databases en este mismo</w:t>
+      </w:r>
+    </w:p>
+    <w:p>
+      <w:pPr>
+        <w:pStyle w:val="Prrafodelista"/>
+        <w:rPr>
+          <w:iCs/>
+        </w:rPr>
+      </w:pPr>
     </w:p>
     <w:p>
       <w:pPr>
@@ -223,7 +622,11 @@
         <w:t>Dudas y cuestiones para resolver en las sesiones de clase o tutorías</w:t>
       </w:r>
     </w:p>
-    <w:p/>
+    <w:p>
+      <w:r>
+        <w:t>Actualmente no hay ninguna duda a resolver</w:t>
+      </w:r>
+    </w:p>
     <w:sectPr>
       <w:pgSz w:w="11910" w:h="16840"/>
       <w:pgMar w:top="1800" w:right="1480" w:bottom="280" w:left="1480" w:header="720" w:footer="720" w:gutter="0"/>
@@ -358,8 +761,238 @@
       </w:rPr>
     </w:lvl>
   </w:abstractNum>
+  <w:abstractNum w:abstractNumId="1" w15:restartNumberingAfterBreak="0">
+    <w:nsid w:val="294031E8"/>
+    <w:multiLevelType w:val="hybridMultilevel"/>
+    <w:tmpl w:val="BC50D4DA"/>
+    <w:lvl w:ilvl="0" w:tplc="6BBC9D52">
+      <w:numFmt w:val="bullet"/>
+      <w:lvlText w:val="-"/>
+      <w:lvlJc w:val="left"/>
+      <w:pPr>
+        <w:ind w:left="720" w:hanging="360"/>
+      </w:pPr>
+      <w:rPr>
+        <w:rFonts w:ascii="Aptos" w:eastAsiaTheme="minorHAnsi" w:hAnsi="Aptos" w:cstheme="minorBidi" w:hint="default"/>
+      </w:rPr>
+    </w:lvl>
+    <w:lvl w:ilvl="1" w:tplc="0C0A0003" w:tentative="1">
+      <w:start w:val="1"/>
+      <w:numFmt w:val="bullet"/>
+      <w:lvlText w:val="o"/>
+      <w:lvlJc w:val="left"/>
+      <w:pPr>
+        <w:ind w:left="1440" w:hanging="360"/>
+      </w:pPr>
+      <w:rPr>
+        <w:rFonts w:ascii="Courier New" w:hAnsi="Courier New" w:cs="Courier New" w:hint="default"/>
+      </w:rPr>
+    </w:lvl>
+    <w:lvl w:ilvl="2" w:tplc="0C0A0005" w:tentative="1">
+      <w:start w:val="1"/>
+      <w:numFmt w:val="bullet"/>
+      <w:lvlText w:val=""/>
+      <w:lvlJc w:val="left"/>
+      <w:pPr>
+        <w:ind w:left="2160" w:hanging="360"/>
+      </w:pPr>
+      <w:rPr>
+        <w:rFonts w:ascii="Wingdings" w:hAnsi="Wingdings" w:hint="default"/>
+      </w:rPr>
+    </w:lvl>
+    <w:lvl w:ilvl="3" w:tplc="0C0A0001" w:tentative="1">
+      <w:start w:val="1"/>
+      <w:numFmt w:val="bullet"/>
+      <w:lvlText w:val=""/>
+      <w:lvlJc w:val="left"/>
+      <w:pPr>
+        <w:ind w:left="2880" w:hanging="360"/>
+      </w:pPr>
+      <w:rPr>
+        <w:rFonts w:ascii="Symbol" w:hAnsi="Symbol" w:hint="default"/>
+      </w:rPr>
+    </w:lvl>
+    <w:lvl w:ilvl="4" w:tplc="0C0A0003" w:tentative="1">
+      <w:start w:val="1"/>
+      <w:numFmt w:val="bullet"/>
+      <w:lvlText w:val="o"/>
+      <w:lvlJc w:val="left"/>
+      <w:pPr>
+        <w:ind w:left="3600" w:hanging="360"/>
+      </w:pPr>
+      <w:rPr>
+        <w:rFonts w:ascii="Courier New" w:hAnsi="Courier New" w:cs="Courier New" w:hint="default"/>
+      </w:rPr>
+    </w:lvl>
+    <w:lvl w:ilvl="5" w:tplc="0C0A0005" w:tentative="1">
+      <w:start w:val="1"/>
+      <w:numFmt w:val="bullet"/>
+      <w:lvlText w:val=""/>
+      <w:lvlJc w:val="left"/>
+      <w:pPr>
+        <w:ind w:left="4320" w:hanging="360"/>
+      </w:pPr>
+      <w:rPr>
+        <w:rFonts w:ascii="Wingdings" w:hAnsi="Wingdings" w:hint="default"/>
+      </w:rPr>
+    </w:lvl>
+    <w:lvl w:ilvl="6" w:tplc="0C0A0001" w:tentative="1">
+      <w:start w:val="1"/>
+      <w:numFmt w:val="bullet"/>
+      <w:lvlText w:val=""/>
+      <w:lvlJc w:val="left"/>
+      <w:pPr>
+        <w:ind w:left="5040" w:hanging="360"/>
+      </w:pPr>
+      <w:rPr>
+        <w:rFonts w:ascii="Symbol" w:hAnsi="Symbol" w:hint="default"/>
+      </w:rPr>
+    </w:lvl>
+    <w:lvl w:ilvl="7" w:tplc="0C0A0003" w:tentative="1">
+      <w:start w:val="1"/>
+      <w:numFmt w:val="bullet"/>
+      <w:lvlText w:val="o"/>
+      <w:lvlJc w:val="left"/>
+      <w:pPr>
+        <w:ind w:left="5760" w:hanging="360"/>
+      </w:pPr>
+      <w:rPr>
+        <w:rFonts w:ascii="Courier New" w:hAnsi="Courier New" w:cs="Courier New" w:hint="default"/>
+      </w:rPr>
+    </w:lvl>
+    <w:lvl w:ilvl="8" w:tplc="0C0A0005" w:tentative="1">
+      <w:start w:val="1"/>
+      <w:numFmt w:val="bullet"/>
+      <w:lvlText w:val=""/>
+      <w:lvlJc w:val="left"/>
+      <w:pPr>
+        <w:ind w:left="6480" w:hanging="360"/>
+      </w:pPr>
+      <w:rPr>
+        <w:rFonts w:ascii="Wingdings" w:hAnsi="Wingdings" w:hint="default"/>
+      </w:rPr>
+    </w:lvl>
+  </w:abstractNum>
+  <w:abstractNum w:abstractNumId="2" w15:restartNumberingAfterBreak="0">
+    <w:nsid w:val="5B871FC4"/>
+    <w:multiLevelType w:val="hybridMultilevel"/>
+    <w:tmpl w:val="BC2C7BC4"/>
+    <w:lvl w:ilvl="0" w:tplc="6BBC9D52">
+      <w:numFmt w:val="bullet"/>
+      <w:lvlText w:val="-"/>
+      <w:lvlJc w:val="left"/>
+      <w:pPr>
+        <w:ind w:left="720" w:hanging="360"/>
+      </w:pPr>
+      <w:rPr>
+        <w:rFonts w:ascii="Aptos" w:eastAsiaTheme="minorHAnsi" w:hAnsi="Aptos" w:cstheme="minorBidi" w:hint="default"/>
+      </w:rPr>
+    </w:lvl>
+    <w:lvl w:ilvl="1" w:tplc="0C0A0003" w:tentative="1">
+      <w:start w:val="1"/>
+      <w:numFmt w:val="bullet"/>
+      <w:lvlText w:val="o"/>
+      <w:lvlJc w:val="left"/>
+      <w:pPr>
+        <w:ind w:left="1440" w:hanging="360"/>
+      </w:pPr>
+      <w:rPr>
+        <w:rFonts w:ascii="Courier New" w:hAnsi="Courier New" w:cs="Courier New" w:hint="default"/>
+      </w:rPr>
+    </w:lvl>
+    <w:lvl w:ilvl="2" w:tplc="0C0A0005" w:tentative="1">
+      <w:start w:val="1"/>
+      <w:numFmt w:val="bullet"/>
+      <w:lvlText w:val=""/>
+      <w:lvlJc w:val="left"/>
+      <w:pPr>
+        <w:ind w:left="2160" w:hanging="360"/>
+      </w:pPr>
+      <w:rPr>
+        <w:rFonts w:ascii="Wingdings" w:hAnsi="Wingdings" w:hint="default"/>
+      </w:rPr>
+    </w:lvl>
+    <w:lvl w:ilvl="3" w:tplc="0C0A0001" w:tentative="1">
+      <w:start w:val="1"/>
+      <w:numFmt w:val="bullet"/>
+      <w:lvlText w:val=""/>
+      <w:lvlJc w:val="left"/>
+      <w:pPr>
+        <w:ind w:left="2880" w:hanging="360"/>
+      </w:pPr>
+      <w:rPr>
+        <w:rFonts w:ascii="Symbol" w:hAnsi="Symbol" w:hint="default"/>
+      </w:rPr>
+    </w:lvl>
+    <w:lvl w:ilvl="4" w:tplc="0C0A0003" w:tentative="1">
+      <w:start w:val="1"/>
+      <w:numFmt w:val="bullet"/>
+      <w:lvlText w:val="o"/>
+      <w:lvlJc w:val="left"/>
+      <w:pPr>
+        <w:ind w:left="3600" w:hanging="360"/>
+      </w:pPr>
+      <w:rPr>
+        <w:rFonts w:ascii="Courier New" w:hAnsi="Courier New" w:cs="Courier New" w:hint="default"/>
+      </w:rPr>
+    </w:lvl>
+    <w:lvl w:ilvl="5" w:tplc="0C0A0005" w:tentative="1">
+      <w:start w:val="1"/>
+      <w:numFmt w:val="bullet"/>
+      <w:lvlText w:val=""/>
+      <w:lvlJc w:val="left"/>
+      <w:pPr>
+        <w:ind w:left="4320" w:hanging="360"/>
+      </w:pPr>
+      <w:rPr>
+        <w:rFonts w:ascii="Wingdings" w:hAnsi="Wingdings" w:hint="default"/>
+      </w:rPr>
+    </w:lvl>
+    <w:lvl w:ilvl="6" w:tplc="0C0A0001" w:tentative="1">
+      <w:start w:val="1"/>
+      <w:numFmt w:val="bullet"/>
+      <w:lvlText w:val=""/>
+      <w:lvlJc w:val="left"/>
+      <w:pPr>
+        <w:ind w:left="5040" w:hanging="360"/>
+      </w:pPr>
+      <w:rPr>
+        <w:rFonts w:ascii="Symbol" w:hAnsi="Symbol" w:hint="default"/>
+      </w:rPr>
+    </w:lvl>
+    <w:lvl w:ilvl="7" w:tplc="0C0A0003" w:tentative="1">
+      <w:start w:val="1"/>
+      <w:numFmt w:val="bullet"/>
+      <w:lvlText w:val="o"/>
+      <w:lvlJc w:val="left"/>
+      <w:pPr>
+        <w:ind w:left="5760" w:hanging="360"/>
+      </w:pPr>
+      <w:rPr>
+        <w:rFonts w:ascii="Courier New" w:hAnsi="Courier New" w:cs="Courier New" w:hint="default"/>
+      </w:rPr>
+    </w:lvl>
+    <w:lvl w:ilvl="8" w:tplc="0C0A0005" w:tentative="1">
+      <w:start w:val="1"/>
+      <w:numFmt w:val="bullet"/>
+      <w:lvlText w:val=""/>
+      <w:lvlJc w:val="left"/>
+      <w:pPr>
+        <w:ind w:left="6480" w:hanging="360"/>
+      </w:pPr>
+      <w:rPr>
+        <w:rFonts w:ascii="Wingdings" w:hAnsi="Wingdings" w:hint="default"/>
+      </w:rPr>
+    </w:lvl>
+  </w:abstractNum>
   <w:num w:numId="1" w16cid:durableId="1583835590">
     <w:abstractNumId w:val="0"/>
+  </w:num>
+  <w:num w:numId="2" w16cid:durableId="1011567455">
+    <w:abstractNumId w:val="2"/>
+  </w:num>
+  <w:num w:numId="3" w16cid:durableId="1082220577">
+    <w:abstractNumId w:val="1"/>
   </w:num>
 </w:numbering>
 </file>
@@ -967,6 +1600,7 @@
   <w:style w:type="character" w:default="1" w:styleId="Fuentedeprrafopredeter">
     <w:name w:val="Default Paragraph Font"/>
     <w:uiPriority w:val="1"/>
+    <w:semiHidden/>
     <w:unhideWhenUsed/>
   </w:style>
   <w:style w:type="table" w:default="1" w:styleId="Tablanormal">

--- a/INFORME SEMANAL-Proyecto 1.docx
+++ b/INFORME SEMANAL-Proyecto 1.docx
@@ -10,7 +10,16 @@
         <w:t>INFORME SEMANAL</w:t>
       </w:r>
       <w:r>
-        <w:t xml:space="preserve"> SEMANAS 1, 2 Y 3</w:t>
+        <w:t xml:space="preserve"> SEMANA</w:t>
+      </w:r>
+      <w:r>
+        <w:t>S</w:t>
+      </w:r>
+      <w:r>
+        <w:t xml:space="preserve"> </w:t>
+      </w:r>
+      <w:r>
+        <w:t>10 Y 11</w:t>
       </w:r>
     </w:p>
     <w:p>
@@ -27,7 +36,27 @@
     </w:p>
     <w:p>
       <w:r>
-        <w:t>A Miércoles 11 de marzo de 2026</w:t>
+        <w:t xml:space="preserve">A </w:t>
+      </w:r>
+      <w:proofErr w:type="gramStart"/>
+      <w:r>
+        <w:t>Miércoles</w:t>
+      </w:r>
+      <w:proofErr w:type="gramEnd"/>
+      <w:r>
+        <w:t xml:space="preserve"> </w:t>
+      </w:r>
+      <w:r>
+        <w:t>29 de</w:t>
+      </w:r>
+      <w:r>
+        <w:t xml:space="preserve"> </w:t>
+      </w:r>
+      <w:r>
+        <w:t>abril</w:t>
+      </w:r>
+      <w:r>
+        <w:t xml:space="preserve"> de 2026</w:t>
       </w:r>
     </w:p>
     <w:p>
@@ -90,7 +119,23 @@
           <w:bCs/>
           <w:iCs/>
         </w:rPr>
-        <w:t>Cada grupo tiene que elaborar un breve informe semanal sobre la evolución de su trabajo académico y entregarlo en la fecha indicada en la tarea de PoliformaT. La estructura que se propone abajo es orientativa y puede modificarse en la medida en que resulte más útil para mostrar el trabajo realizado.</w:t>
+        <w:t xml:space="preserve">Cada grupo tiene que elaborar un breve informe semanal sobre la evolución de su trabajo académico y entregarlo en la fecha indicada en la tarea de </w:t>
+      </w:r>
+      <w:proofErr w:type="spellStart"/>
+      <w:r>
+        <w:rPr>
+          <w:bCs/>
+          <w:iCs/>
+        </w:rPr>
+        <w:t>PoliformaT</w:t>
+      </w:r>
+      <w:proofErr w:type="spellEnd"/>
+      <w:r>
+        <w:rPr>
+          <w:bCs/>
+          <w:iCs/>
+        </w:rPr>
+        <w:t>. La estructura que se propone abajo es orientativa y puede modificarse en la medida en que resulte más útil para mostrar el trabajo realizado.</w:t>
       </w:r>
     </w:p>
     <w:p>
@@ -129,7 +174,13 @@
         <w:t>Miembros del equipo:</w:t>
       </w:r>
       <w:r>
-        <w:t xml:space="preserve"> Fernando Martínez, Julen Granell, Alfons Juan, Aarón Sánches, Javier González</w:t>
+        <w:t xml:space="preserve"> Fernando Martínez, Julen Granell, Alfons Juan, Aarón Sánche</w:t>
+      </w:r>
+      <w:r>
+        <w:t>z</w:t>
+      </w:r>
+      <w:r>
+        <w:t>, Javier González</w:t>
       </w:r>
     </w:p>
     <w:p>
@@ -169,7 +220,13 @@
         <w:rPr>
           <w:iCs/>
         </w:rPr>
-        <w:t>Durante estas semanas iniciales nuestro trabajo de ha dividido en dos fases de trabajo:</w:t>
+        <w:t xml:space="preserve">Durante estas semanas </w:t>
+      </w:r>
+      <w:r>
+        <w:rPr>
+          <w:iCs/>
+        </w:rPr>
+        <w:t>hemos finalmente confirmado la base de datos que vamos a usar y hemos empezado ya a trabajar con ella.</w:t>
       </w:r>
     </w:p>
     <w:p>
@@ -177,7 +234,7 @@
         <w:pStyle w:val="Prrafodelista"/>
         <w:numPr>
           <w:ilvl w:val="0"/>
-          <w:numId w:val="2"/>
+          <w:numId w:val="4"/>
         </w:numPr>
         <w:rPr>
           <w:iCs/>
@@ -187,15 +244,150 @@
         <w:rPr>
           <w:iCs/>
         </w:rPr>
-        <w:t>Búsqueda de ideas reales y factibles para nuestro proyecto (semana 1-2)</w:t>
-      </w:r>
+        <w:t>Semana 9:</w:t>
+      </w:r>
+    </w:p>
+    <w:p>
+      <w:pPr>
+        <w:pStyle w:val="Prrafodelista"/>
+        <w:rPr>
+          <w:iCs/>
+        </w:rPr>
+      </w:pPr>
+      <w:r>
+        <w:rPr>
+          <w:iCs/>
+        </w:rPr>
+        <w:t>La semana 9 estuvo marcada porque íbamos a tener la presentación sobre como íbamos con nuestro proyecto, por lo que el miércoles de esa semana trabajamos ultimando los detalles de elección de nuestra base de datos.</w:t>
+      </w:r>
+    </w:p>
+    <w:p>
+      <w:pPr>
+        <w:pStyle w:val="Prrafodelista"/>
+        <w:rPr>
+          <w:iCs/>
+        </w:rPr>
+      </w:pPr>
+      <w:r>
+        <w:rPr>
+          <w:iCs/>
+        </w:rPr>
+        <w:t>Realizamos la presentación que teníamos que hacer el viernes en base a nuestros informes semanales que habíamos ido realizando durante este tiempo.</w:t>
+      </w:r>
+    </w:p>
+    <w:p>
+      <w:pPr>
+        <w:pStyle w:val="Prrafodelista"/>
+        <w:rPr>
+          <w:iCs/>
+        </w:rPr>
+      </w:pPr>
+      <w:r>
+        <w:rPr>
+          <w:iCs/>
+        </w:rPr>
+        <w:t xml:space="preserve">Para recoger toda la información necesaria, ya con la base de datos elegida y modificada para un trabajo óptimo, realizamos todas las asunciones necesarias para hacer un modelo lineal generalizado, mediante el uso de una regresión logística con la función de enlace </w:t>
+      </w:r>
+      <w:proofErr w:type="spellStart"/>
+      <w:r>
+        <w:rPr>
+          <w:iCs/>
+        </w:rPr>
+        <w:t>logit</w:t>
+      </w:r>
+      <w:proofErr w:type="spellEnd"/>
+      <w:r>
+        <w:rPr>
+          <w:iCs/>
+        </w:rPr>
+        <w:t xml:space="preserve"> (todas las gráficas en la hoja de presentación)</w:t>
+      </w:r>
+    </w:p>
+    <w:p>
+      <w:pPr>
+        <w:pStyle w:val="Prrafodelista"/>
+        <w:rPr>
+          <w:iCs/>
+        </w:rPr>
+      </w:pPr>
+      <w:r>
+        <w:rPr>
+          <w:iCs/>
+        </w:rPr>
+        <w:lastRenderedPageBreak/>
+        <w:t xml:space="preserve">Todas estas asunciones entraron dentro de los baremos de normalidad, confirmamos el uso de un modelo logístico y empezamos a usar </w:t>
+      </w:r>
+      <w:proofErr w:type="spellStart"/>
+      <w:r>
+        <w:rPr>
+          <w:iCs/>
+        </w:rPr>
+        <w:t>Rstudio</w:t>
+      </w:r>
+      <w:proofErr w:type="spellEnd"/>
+      <w:r>
+        <w:rPr>
+          <w:iCs/>
+        </w:rPr>
+        <w:t xml:space="preserve"> para la elección de las variables realmente explicables.</w:t>
+      </w:r>
+    </w:p>
+    <w:p>
+      <w:pPr>
+        <w:pStyle w:val="Prrafodelista"/>
+        <w:rPr>
+          <w:iCs/>
+        </w:rPr>
+      </w:pPr>
+      <w:r>
+        <w:rPr>
+          <w:iCs/>
+        </w:rPr>
+        <w:t>Hicimos trabajo desde casa para acabar la exposición y ese mismo viernes 24 la presentamos.</w:t>
+      </w:r>
+    </w:p>
+    <w:p>
+      <w:pPr>
+        <w:pStyle w:val="Prrafodelista"/>
+        <w:rPr>
+          <w:iCs/>
+        </w:rPr>
+      </w:pPr>
+      <w:r>
+        <w:rPr>
+          <w:iCs/>
+        </w:rPr>
+        <w:t xml:space="preserve">El viernes no pudimos hacer nada porque estuvimos toda la hora con exposiciones, pero para el fin de semana nos encomendamos un trabajo de reflexión de nuestro trabajo sobre como seguir y en que basarnos para seguir adelante y hacer un proyecto bueno. </w:t>
+      </w:r>
+    </w:p>
+    <w:p>
+      <w:pPr>
+        <w:pStyle w:val="Prrafodelista"/>
+        <w:rPr>
+          <w:iCs/>
+        </w:rPr>
+      </w:pPr>
+      <w:r>
+        <w:rPr>
+          <w:iCs/>
+        </w:rPr>
+        <w:t>Gracias a ver las presentaciones de los demás grupos pudimos planificar el trabajo de la semana 10</w:t>
+      </w:r>
+    </w:p>
+    <w:p>
+      <w:pPr>
+        <w:pStyle w:val="Prrafodelista"/>
+        <w:rPr>
+          <w:iCs/>
+        </w:rPr>
+      </w:pPr>
     </w:p>
     <w:p>
       <w:pPr>
         <w:pStyle w:val="Prrafodelista"/>
         <w:numPr>
           <w:ilvl w:val="0"/>
-          <w:numId w:val="2"/>
+          <w:numId w:val="4"/>
         </w:numPr>
         <w:rPr>
           <w:iCs/>
@@ -205,119 +397,371 @@
         <w:rPr>
           <w:iCs/>
         </w:rPr>
-        <w:t>Comienzo del trabajo y configuración de las diferentes herramientas de trabajo (semana 3)</w:t>
-      </w:r>
-    </w:p>
-    <w:p>
-      <w:pPr>
-        <w:rPr>
-          <w:iCs/>
-        </w:rPr>
-      </w:pPr>
-      <w:r>
-        <w:rPr>
-          <w:iCs/>
-        </w:rPr>
-        <w:t>En cuanto a la búsqueda de la idea, se puede resumir principalmente en un día de lluvia de ideas y finalmente la consecución de una misma.</w:t>
-      </w:r>
-    </w:p>
-    <w:p>
-      <w:pPr>
-        <w:rPr>
-          <w:iCs/>
-        </w:rPr>
-      </w:pPr>
-      <w:r>
-        <w:rPr>
-          <w:iCs/>
-        </w:rPr>
-        <w:t>Ha habido varias: tráfico, copyright… Finalmente nos quedamos con nuestra idea actual y la cual vamos a orientar nuestro trabajo: La optimización del rendimiento estudiantil</w:t>
-      </w:r>
-    </w:p>
-    <w:p>
-      <w:pPr>
-        <w:rPr>
-          <w:iCs/>
-        </w:rPr>
-      </w:pPr>
-    </w:p>
-    <w:p>
-      <w:pPr>
-        <w:rPr>
-          <w:iCs/>
-        </w:rPr>
-      </w:pPr>
-      <w:r>
-        <w:rPr>
-          <w:iCs/>
-        </w:rPr>
-        <w:t>Una vez establecida la idea, ya dentro de la semana 3, nos centramos en elaborar la presentación de nuestra idea tanto al primer profesor (Joaquín), como al actual (Miguel)</w:t>
-      </w:r>
-    </w:p>
-    <w:p>
-      <w:pPr>
-        <w:rPr>
-          <w:iCs/>
-        </w:rPr>
-      </w:pPr>
-    </w:p>
-    <w:p>
-      <w:pPr>
-        <w:rPr>
-          <w:iCs/>
-        </w:rPr>
-      </w:pPr>
-      <w:r>
-        <w:rPr>
-          <w:iCs/>
-        </w:rPr>
-        <w:t>Nos dividimos la presentación y se la presentamos para ya así dar por iniciada la fase de desarrollo de nuestro proyecto.</w:t>
-      </w:r>
-    </w:p>
-    <w:p>
-      <w:pPr>
-        <w:rPr>
-          <w:iCs/>
-        </w:rPr>
-      </w:pPr>
-      <w:r>
-        <w:rPr>
-          <w:iCs/>
-        </w:rPr>
-        <w:t>Ya con esta iniciada creamos nuestros entornos de trabajo, tanto Notion como GitHub para poder tener nuestro trabajo controlado y ordenado, cosa fundamental en proyectos como estos.</w:t>
-      </w:r>
-    </w:p>
-    <w:p>
-      <w:pPr>
-        <w:rPr>
-          <w:iCs/>
-        </w:rPr>
-      </w:pPr>
-      <w:r>
-        <w:rPr>
-          <w:iCs/>
-        </w:rPr>
-        <w:t xml:space="preserve">A la hora de preparar todo nuestro entorno (los mencionados Notion y github, el calendario de nuestro trabajo…) dividimos </w:t>
-      </w:r>
-      <w:r>
-        <w:rPr>
-          <w:iCs/>
-        </w:rPr>
-        <w:t>el grupo en diferentes grupos de trabajo los cuales cada uno se encarga de aprender y configurar cada cosa.</w:t>
-      </w:r>
-    </w:p>
-    <w:p>
-      <w:pPr>
-        <w:rPr>
-          <w:iCs/>
-        </w:rPr>
-      </w:pPr>
-      <w:r>
-        <w:rPr>
-          <w:iCs/>
-        </w:rPr>
-        <w:t>Para finalizar la semana 3, tenemos ya preparado para trabajar tanto nuestro entorno de trabajo como nuestra planificación y ya empezamos de lleno con el desarrollo del proyecto iniciando por la fase I.</w:t>
-      </w:r>
+        <w:t>Semana 10:</w:t>
+      </w:r>
+    </w:p>
+    <w:p>
+      <w:pPr>
+        <w:pStyle w:val="Prrafodelista"/>
+        <w:rPr>
+          <w:iCs/>
+        </w:rPr>
+      </w:pPr>
+      <w:r>
+        <w:rPr>
+          <w:iCs/>
+        </w:rPr>
+        <w:t xml:space="preserve">La semana 10 comenzamos estando de acuerdo todos los miembros del grupo que íbamos a centrar todo nuestro trabajo en modelarlo mediante el uso de </w:t>
+      </w:r>
+      <w:proofErr w:type="spellStart"/>
+      <w:r>
+        <w:rPr>
+          <w:iCs/>
+        </w:rPr>
+        <w:t>Rstudio</w:t>
+      </w:r>
+      <w:proofErr w:type="spellEnd"/>
+      <w:r>
+        <w:rPr>
+          <w:iCs/>
+        </w:rPr>
+        <w:t xml:space="preserve"> y que usaríamos las herramientas de Python (</w:t>
+      </w:r>
+      <w:proofErr w:type="spellStart"/>
+      <w:r>
+        <w:rPr>
+          <w:iCs/>
+        </w:rPr>
+        <w:t>sci</w:t>
+      </w:r>
+      <w:proofErr w:type="spellEnd"/>
+      <w:r>
+        <w:rPr>
+          <w:iCs/>
+        </w:rPr>
+        <w:t xml:space="preserve"> kit </w:t>
+      </w:r>
+      <w:proofErr w:type="spellStart"/>
+      <w:r>
+        <w:rPr>
+          <w:iCs/>
+        </w:rPr>
+        <w:t>learn</w:t>
+      </w:r>
+      <w:proofErr w:type="spellEnd"/>
+      <w:r>
+        <w:rPr>
+          <w:iCs/>
+        </w:rPr>
+        <w:t>) para un posterior contraste de resultados.</w:t>
+      </w:r>
+    </w:p>
+    <w:p>
+      <w:pPr>
+        <w:pStyle w:val="Prrafodelista"/>
+        <w:rPr>
+          <w:iCs/>
+        </w:rPr>
+      </w:pPr>
+      <w:r>
+        <w:rPr>
+          <w:iCs/>
+        </w:rPr>
+        <w:t xml:space="preserve">La base de datos que vamos a usar es el archivo denominado </w:t>
+      </w:r>
+      <w:proofErr w:type="spellStart"/>
+      <w:r>
+        <w:rPr>
+          <w:iCs/>
+        </w:rPr>
+        <w:t>oulad_todo_numerico</w:t>
+      </w:r>
+      <w:proofErr w:type="spellEnd"/>
+      <w:r>
+        <w:rPr>
+          <w:iCs/>
+        </w:rPr>
+        <w:t>:</w:t>
+      </w:r>
+    </w:p>
+    <w:p>
+      <w:pPr>
+        <w:pStyle w:val="Prrafodelista"/>
+        <w:numPr>
+          <w:ilvl w:val="0"/>
+          <w:numId w:val="5"/>
+        </w:numPr>
+        <w:rPr>
+          <w:iCs/>
+        </w:rPr>
+      </w:pPr>
+      <w:r>
+        <w:rPr>
+          <w:iCs/>
+        </w:rPr>
+        <w:t>Esta base de datos la hemos modificado de tal forma que todas las variables son dicotómicas para un uso correcto de la regresión logística, ya que nos dimos cuenta de que en algunas variables buscaba relaciones que realmente no eran acordes con la realidad.</w:t>
+      </w:r>
+    </w:p>
+    <w:p>
+      <w:pPr>
+        <w:pStyle w:val="Prrafodelista"/>
+        <w:numPr>
+          <w:ilvl w:val="0"/>
+          <w:numId w:val="5"/>
+        </w:numPr>
+        <w:rPr>
+          <w:iCs/>
+        </w:rPr>
+      </w:pPr>
+      <w:r>
+        <w:rPr>
+          <w:iCs/>
+        </w:rPr>
+        <w:t xml:space="preserve">También, como trabajamos en semanas anteriores, unificamos toda la base de datos con las variables realmente importantes </w:t>
+      </w:r>
+    </w:p>
+    <w:p>
+      <w:pPr>
+        <w:pStyle w:val="Prrafodelista"/>
+        <w:rPr>
+          <w:iCs/>
+        </w:rPr>
+      </w:pPr>
+      <w:r>
+        <w:rPr>
+          <w:iCs/>
+        </w:rPr>
+        <w:t>Con esta base de datos lo que hemos trabajado esta semana es eliminar las variables no significativas para un trabajo mucho más cómodo y con significancia.</w:t>
+      </w:r>
+    </w:p>
+    <w:p>
+      <w:pPr>
+        <w:pStyle w:val="Prrafodelista"/>
+        <w:rPr>
+          <w:iCs/>
+        </w:rPr>
+      </w:pPr>
+      <w:r>
+        <w:rPr>
+          <w:iCs/>
+        </w:rPr>
+        <w:t xml:space="preserve">Para ello, mediante el uso de </w:t>
+      </w:r>
+      <w:proofErr w:type="spellStart"/>
+      <w:r>
+        <w:rPr>
+          <w:iCs/>
+        </w:rPr>
+        <w:t>Rstudio</w:t>
+      </w:r>
+      <w:proofErr w:type="spellEnd"/>
+      <w:r>
+        <w:rPr>
+          <w:iCs/>
+        </w:rPr>
+        <w:t xml:space="preserve"> hemos comparado todos los p-valores (tabla en </w:t>
+      </w:r>
+      <w:proofErr w:type="spellStart"/>
+      <w:r>
+        <w:rPr>
+          <w:iCs/>
+        </w:rPr>
+        <w:t>notion</w:t>
+      </w:r>
+      <w:proofErr w:type="spellEnd"/>
+      <w:r>
+        <w:rPr>
+          <w:iCs/>
+        </w:rPr>
+        <w:t xml:space="preserve"> de p-valores) y viéndolos todos hemos decidido que vamos a probar el modelo sin tener en cuenta las regiones como variables, esta decisión </w:t>
+      </w:r>
+      <w:r>
+        <w:rPr>
+          <w:iCs/>
+        </w:rPr>
+        <w:t>está</w:t>
+      </w:r>
+      <w:r>
+        <w:rPr>
+          <w:iCs/>
+        </w:rPr>
+        <w:t xml:space="preserve"> basada</w:t>
+      </w:r>
+      <w:r>
+        <w:rPr>
+          <w:iCs/>
+        </w:rPr>
+        <w:t xml:space="preserve"> en:</w:t>
+      </w:r>
+    </w:p>
+    <w:p>
+      <w:pPr>
+        <w:pStyle w:val="Prrafodelista"/>
+        <w:numPr>
+          <w:ilvl w:val="0"/>
+          <w:numId w:val="6"/>
+        </w:numPr>
+        <w:rPr>
+          <w:iCs/>
+        </w:rPr>
+      </w:pPr>
+      <w:r>
+        <w:rPr>
+          <w:iCs/>
+        </w:rPr>
+        <w:t>Los p-valores de la mayoría de regiones no son realmente significativos</w:t>
+      </w:r>
+    </w:p>
+    <w:p>
+      <w:pPr>
+        <w:pStyle w:val="Prrafodelista"/>
+        <w:numPr>
+          <w:ilvl w:val="0"/>
+          <w:numId w:val="6"/>
+        </w:numPr>
+        <w:rPr>
+          <w:iCs/>
+        </w:rPr>
+      </w:pPr>
+      <w:r>
+        <w:rPr>
+          <w:iCs/>
+        </w:rPr>
+        <w:t>Hay algunas que sí lo son, pero tan solo en un par de todas las que hay, así que vamos a seguir adelante</w:t>
+      </w:r>
+    </w:p>
+    <w:p>
+      <w:pPr>
+        <w:ind w:left="720"/>
+        <w:rPr>
+          <w:iCs/>
+        </w:rPr>
+      </w:pPr>
+      <w:r>
+        <w:rPr>
+          <w:iCs/>
+        </w:rPr>
+        <w:t xml:space="preserve">Otra modificación necesaria que vamos a realizar sobre la base de datos es eliminar diferentes variables como el género (que tampoco es realmente significativo) o otras variables como el </w:t>
+      </w:r>
+      <w:proofErr w:type="spellStart"/>
+      <w:r>
+        <w:rPr>
+          <w:iCs/>
+        </w:rPr>
+        <w:t>code_presentation</w:t>
+      </w:r>
+      <w:proofErr w:type="spellEnd"/>
+      <w:r>
+        <w:rPr>
+          <w:iCs/>
+        </w:rPr>
+        <w:t>, ya que no son realmente aplicables a nuestro proyecto.</w:t>
+      </w:r>
+    </w:p>
+    <w:p>
+      <w:pPr>
+        <w:ind w:left="720"/>
+        <w:rPr>
+          <w:iCs/>
+        </w:rPr>
+      </w:pPr>
+      <w:r>
+        <w:rPr>
+          <w:iCs/>
+        </w:rPr>
+        <w:t xml:space="preserve">También hemos revisado ciertas variables como el </w:t>
+      </w:r>
+      <w:proofErr w:type="spellStart"/>
+      <w:r>
+        <w:rPr>
+          <w:iCs/>
+        </w:rPr>
+        <w:t>imd_band</w:t>
+      </w:r>
+      <w:proofErr w:type="spellEnd"/>
+      <w:r>
+        <w:rPr>
+          <w:iCs/>
+        </w:rPr>
+        <w:t xml:space="preserve"> ya que es complicado preguntar eso al estudiante, esto se debe a que no todos los </w:t>
+      </w:r>
+      <w:r>
+        <w:rPr>
+          <w:iCs/>
+        </w:rPr>
+        <w:lastRenderedPageBreak/>
+        <w:t xml:space="preserve">estudiantes saben realmente su nivel socioeconómico así que es una variable que </w:t>
+      </w:r>
+      <w:r>
+        <w:rPr>
+          <w:iCs/>
+        </w:rPr>
+        <w:t>debemos tener</w:t>
+      </w:r>
+      <w:r>
+        <w:rPr>
+          <w:iCs/>
+        </w:rPr>
+        <w:t xml:space="preserve"> en cuenta su complicada implementación</w:t>
+      </w:r>
+    </w:p>
+    <w:p>
+      <w:pPr>
+        <w:ind w:left="720"/>
+        <w:rPr>
+          <w:iCs/>
+        </w:rPr>
+      </w:pPr>
+      <w:r>
+        <w:rPr>
+          <w:iCs/>
+        </w:rPr>
+        <w:t xml:space="preserve">Con todas las modificaciones, justificadas con los p-valores y con nuestro propio criterio, la base de datos que vamos a usar para todos los análisis, la implementación del modelo y todo lo demás es la llamada </w:t>
+      </w:r>
+      <w:proofErr w:type="spellStart"/>
+      <w:r>
+        <w:rPr>
+          <w:iCs/>
+        </w:rPr>
+        <w:t>oulad_optimizado_final</w:t>
+      </w:r>
+      <w:proofErr w:type="spellEnd"/>
+    </w:p>
+    <w:p>
+      <w:pPr>
+        <w:ind w:left="720"/>
+        <w:rPr>
+          <w:iCs/>
+        </w:rPr>
+      </w:pPr>
+      <w:r>
+        <w:rPr>
+          <w:iCs/>
+        </w:rPr>
+        <w:t>En cuanto al viernes de esta semana, es festivo y no hemos podido trabajar en clase, pero hemos ido avanzando la limpieza de datos.</w:t>
+      </w:r>
+    </w:p>
+    <w:p>
+      <w:pPr>
+        <w:ind w:left="720"/>
+        <w:rPr>
+          <w:iCs/>
+        </w:rPr>
+      </w:pPr>
+      <w:r>
+        <w:rPr>
+          <w:iCs/>
+        </w:rPr>
+        <w:t>Esperamos poder empezar a lo largo de la semana que viene el entrenamiento del modelo y la creación de este mismo, para ahora sí ya poder implementarlo y poder entrar en la fase final de este proyecto.</w:t>
+      </w:r>
+    </w:p>
+    <w:p>
+      <w:pPr>
+        <w:ind w:left="720"/>
+        <w:rPr>
+          <w:iCs/>
+        </w:rPr>
+      </w:pPr>
     </w:p>
     <w:p>
       <w:pPr>
@@ -370,7 +814,19 @@
         <w:rPr>
           <w:iCs/>
         </w:rPr>
-        <w:t>Durante estas tres semanas hemos encontrado diferentes problemas los cuales hemos ido solucionando sobre la marcha:</w:t>
+        <w:t xml:space="preserve">Durante estas </w:t>
+      </w:r>
+      <w:r>
+        <w:rPr>
+          <w:iCs/>
+        </w:rPr>
+        <w:t>dos</w:t>
+      </w:r>
+      <w:r>
+        <w:rPr>
+          <w:iCs/>
+        </w:rPr>
+        <w:t xml:space="preserve"> semanas hemos encontrado diferentes problemas los cuales hemos ido solucionando sobre la marcha:</w:t>
       </w:r>
     </w:p>
     <w:p>
@@ -378,7 +834,7 @@
         <w:pStyle w:val="Prrafodelista"/>
         <w:numPr>
           <w:ilvl w:val="0"/>
-          <w:numId w:val="2"/>
+          <w:numId w:val="4"/>
         </w:numPr>
         <w:rPr>
           <w:iCs/>
@@ -388,7 +844,7 @@
         <w:rPr>
           <w:iCs/>
         </w:rPr>
-        <w:t>Escasez de ideas factibles: fue el primer problema que vivimos, encontrar una idea la cual fuese aceptable y posible de realizar en los 4 meses que tenemos de tiempo.</w:t>
+        <w:t>Problema en la complejidad de nuestra base de datos, que conllevaba a un ajuste del modelo incorrecto:</w:t>
       </w:r>
     </w:p>
     <w:p>
@@ -402,23 +858,29 @@
         <w:rPr>
           <w:iCs/>
         </w:rPr>
-        <w:t>Este problema fue finalmente solucionado buscando directamente databases públicas las cuales fuesen trabajables y que reflejasen la realidad</w:t>
-      </w:r>
-    </w:p>
-    <w:p>
-      <w:pPr>
-        <w:pStyle w:val="Prrafodelista"/>
-        <w:rPr>
-          <w:iCs/>
-        </w:rPr>
-      </w:pPr>
+        <w:t>La solución que hemos aportado es modificar esta base de datos mediante el uso de Python, usando el criterio de los p-valores mirados en R (</w:t>
+      </w:r>
+      <w:proofErr w:type="spellStart"/>
+      <w:r>
+        <w:rPr>
+          <w:iCs/>
+        </w:rPr>
+        <w:t>notion</w:t>
+      </w:r>
+      <w:proofErr w:type="spellEnd"/>
+      <w:r>
+        <w:rPr>
+          <w:iCs/>
+        </w:rPr>
+        <w:t xml:space="preserve"> en memoria)</w:t>
+      </w:r>
     </w:p>
     <w:p>
       <w:pPr>
         <w:pStyle w:val="Prrafodelista"/>
         <w:numPr>
           <w:ilvl w:val="0"/>
-          <w:numId w:val="2"/>
+          <w:numId w:val="4"/>
         </w:numPr>
         <w:rPr>
           <w:iCs/>
@@ -428,7 +890,7 @@
         <w:rPr>
           <w:iCs/>
         </w:rPr>
-        <w:t>Poco realismo de las databases: al buscar en servicios como Kaggle, hay que tener mucho cuidado en no utilizar una database sintética, la cual no sea realista y esté realizada de una forma muy poco acorde a la realidad</w:t>
+        <w:t>Falta de días de trabajo debido a actividades en clase y festivos:</w:t>
       </w:r>
     </w:p>
     <w:p>
@@ -438,45 +900,12 @@
           <w:iCs/>
         </w:rPr>
       </w:pPr>
-    </w:p>
-    <w:p>
-      <w:pPr>
-        <w:pStyle w:val="Prrafodelista"/>
-        <w:numPr>
-          <w:ilvl w:val="0"/>
-          <w:numId w:val="2"/>
-        </w:numPr>
-        <w:rPr>
-          <w:iCs/>
-        </w:rPr>
-      </w:pPr>
-      <w:r>
-        <w:rPr>
-          <w:iCs/>
-        </w:rPr>
-        <w:t>Falta de conocimientos: al fin y al cabo, estamos en el primer curso del grado, así que es evidente que no tenemos todos los conocimientos necesarios para realizar un proyecto tan a gran escala.</w:t>
-      </w:r>
-    </w:p>
-    <w:p>
-      <w:pPr>
-        <w:pStyle w:val="Prrafodelista"/>
-        <w:rPr>
-          <w:iCs/>
-        </w:rPr>
-      </w:pPr>
-      <w:r>
-        <w:rPr>
-          <w:iCs/>
-        </w:rPr>
-        <w:t>Debido a esto, tenemos pensado que, a parte de trabajar con las databases y realizar modelos, vamos a aprender a usar entornos de trabajo como GitHub, la librería SciKitLearn o ampliar nuestro conocimiento de Rstudio para poder trabajar de una manera mucho más eficiente y llevadera, y así también mejorar nuestros resultados del proyecto</w:t>
-      </w:r>
-    </w:p>
-    <w:p>
-      <w:pPr>
-        <w:rPr>
-          <w:iCs/>
-        </w:rPr>
-      </w:pPr>
+      <w:r>
+        <w:rPr>
+          <w:iCs/>
+        </w:rPr>
+        <w:t>Cada vez de acerca más la fecha de entrega de este proyecto por lo que hemos tenido que organizar trabajo en casa para avanzar en otros lugares a parte de en clase y priorizar el avance a la reflexión</w:t>
+      </w:r>
     </w:p>
     <w:p>
       <w:pPr>
@@ -492,8 +921,16 @@
           <w:numId w:val="1"/>
         </w:numPr>
         <w:ind w:left="360"/>
-      </w:pPr>
-      <w:r>
+        <w:rPr>
+          <w:b/>
+          <w:bCs/>
+        </w:rPr>
+      </w:pPr>
+      <w:r>
+        <w:rPr>
+          <w:b/>
+          <w:bCs/>
+        </w:rPr>
         <w:t>Nivel de avance en el plan de trabajo y cambios introducidos si ha sido necesario</w:t>
       </w:r>
     </w:p>
@@ -507,126 +944,101 @@
         <w:rPr>
           <w:iCs/>
         </w:rPr>
-        <w:t>El plan de trabajo lo hemos introducido nuevo esta misma semana 3, y de momento estamos siguiéndolo acorde a como está, dividiendo cargas de trabajo entre los 5 miembros del grupo.</w:t>
-      </w:r>
-    </w:p>
-    <w:p>
-      <w:pPr>
-        <w:rPr>
-          <w:iCs/>
-        </w:rPr>
-      </w:pPr>
-      <w:r>
-        <w:rPr>
-          <w:iCs/>
-        </w:rPr>
-        <w:t>Entre las diferentes tareas actuales están:</w:t>
-      </w:r>
+        <w:t>El plan de trabajo sigue sobre la marcha, hemos avanzado a la parte de análisis de los datos y limpieza de estos para ahora si ya, poder empezar la semana que viene a entrenar ya el modelo e ir implementándolo.</w:t>
+      </w:r>
+    </w:p>
+    <w:p>
+      <w:pPr>
+        <w:rPr>
+          <w:iCs/>
+        </w:rPr>
+      </w:pPr>
+      <w:r>
+        <w:rPr>
+          <w:iCs/>
+        </w:rPr>
+        <w:t xml:space="preserve">Hemos decidido dejar un poco de lado el aprendizaje de </w:t>
+      </w:r>
+      <w:proofErr w:type="spellStart"/>
+      <w:r>
+        <w:rPr>
+          <w:iCs/>
+        </w:rPr>
+        <w:t>scikitlearn</w:t>
+      </w:r>
+      <w:proofErr w:type="spellEnd"/>
+      <w:r>
+        <w:rPr>
+          <w:iCs/>
+        </w:rPr>
+        <w:t xml:space="preserve"> y avanzar todos con R, y posteriormente contrastar con esta herramienta.</w:t>
+      </w:r>
+    </w:p>
+    <w:p>
+      <w:pPr>
+        <w:rPr>
+          <w:iCs/>
+        </w:rPr>
+      </w:pPr>
+      <w:r>
+        <w:rPr>
+          <w:iCs/>
+        </w:rPr>
+        <w:lastRenderedPageBreak/>
+        <w:t>Una de las cosas que hemos pensado en nuestro proyecto, es que queremos incorporar un enfoque más moderno con el uso de esta base de datos.</w:t>
+      </w:r>
+    </w:p>
+    <w:p>
+      <w:pPr>
+        <w:rPr>
+          <w:iCs/>
+        </w:rPr>
+      </w:pPr>
+      <w:r>
+        <w:rPr>
+          <w:iCs/>
+        </w:rPr>
+        <w:t xml:space="preserve">Esto es debido a que a la hora de elegir la base de datos escogimos una que tiene en cuenta los </w:t>
+      </w:r>
+      <w:proofErr w:type="spellStart"/>
+      <w:r>
+        <w:rPr>
+          <w:iCs/>
+        </w:rPr>
+        <w:t>clicks</w:t>
+      </w:r>
+      <w:proofErr w:type="spellEnd"/>
+      <w:r>
+        <w:rPr>
+          <w:iCs/>
+        </w:rPr>
+        <w:t xml:space="preserve"> usados en la plataforma digital (que posteriormente adaptaremos para poderlo medir en horas de estudio semanales/diarias), una medida digital ya que actualmente prácticamente todo el mundo estudia de forma online.</w:t>
+      </w:r>
+    </w:p>
+    <w:p>
+      <w:pPr>
+        <w:ind w:left="720"/>
+        <w:rPr>
+          <w:iCs/>
+        </w:rPr>
+      </w:pPr>
+    </w:p>
+    <w:p>
+      <w:pPr>
+        <w:rPr>
+          <w:iCs/>
+        </w:rPr>
+      </w:pPr>
     </w:p>
     <w:p>
       <w:pPr>
         <w:pStyle w:val="Prrafodelista"/>
-        <w:numPr>
-          <w:ilvl w:val="0"/>
-          <w:numId w:val="3"/>
-        </w:numPr>
-        <w:rPr>
-          <w:iCs/>
-        </w:rPr>
-      </w:pPr>
-      <w:r>
-        <w:rPr>
-          <w:iCs/>
-        </w:rPr>
-        <w:t>Realización del informe semanal (en este caso de las 3 iniciales)</w:t>
-      </w:r>
-    </w:p>
-    <w:p>
-      <w:pPr>
-        <w:pStyle w:val="Prrafodelista"/>
-        <w:numPr>
-          <w:ilvl w:val="0"/>
-          <w:numId w:val="3"/>
-        </w:numPr>
-        <w:rPr>
-          <w:iCs/>
-        </w:rPr>
-      </w:pPr>
-      <w:r>
-        <w:rPr>
-          <w:iCs/>
-        </w:rPr>
-        <w:t>Aprendizaje de la librería SciKitLearn en Python 3</w:t>
-      </w:r>
-    </w:p>
-    <w:p>
-      <w:pPr>
-        <w:pStyle w:val="Prrafodelista"/>
-        <w:numPr>
-          <w:ilvl w:val="0"/>
-          <w:numId w:val="3"/>
-        </w:numPr>
-        <w:rPr>
-          <w:iCs/>
-        </w:rPr>
-      </w:pPr>
-      <w:r>
-        <w:rPr>
-          <w:iCs/>
-        </w:rPr>
-        <w:t>Normalización y revisión de las databases descargadas desde Kaggle</w:t>
-      </w:r>
-    </w:p>
-    <w:p>
-      <w:pPr>
-        <w:pStyle w:val="Prrafodelista"/>
-        <w:numPr>
-          <w:ilvl w:val="0"/>
-          <w:numId w:val="3"/>
-        </w:numPr>
-        <w:rPr>
-          <w:iCs/>
-        </w:rPr>
-      </w:pPr>
-      <w:r>
-        <w:rPr>
-          <w:iCs/>
-        </w:rPr>
-        <w:t>Ampliación del conocimiento sobre Rstudio y pruebas de las diferentes databases en este mismo</w:t>
-      </w:r>
-    </w:p>
-    <w:p>
-      <w:pPr>
-        <w:pStyle w:val="Prrafodelista"/>
-        <w:rPr>
-          <w:iCs/>
-        </w:rPr>
-      </w:pPr>
-    </w:p>
-    <w:p>
-      <w:pPr>
-        <w:rPr>
-          <w:iCs/>
-        </w:rPr>
-      </w:pPr>
-    </w:p>
-    <w:p>
-      <w:pPr>
-        <w:numPr>
-          <w:ilvl w:val="0"/>
-          <w:numId w:val="1"/>
-        </w:numPr>
-        <w:ind w:left="360"/>
-      </w:pPr>
-      <w:r>
-        <w:t>Dudas y cuestiones para resolver en las sesiones de clase o tutorías</w:t>
-      </w:r>
-    </w:p>
-    <w:p>
-      <w:r>
-        <w:t>Actualmente no hay ninguna duda a resolver</w:t>
-      </w:r>
-    </w:p>
+        <w:rPr>
+          <w:iCs/>
+        </w:rPr>
+      </w:pPr>
+    </w:p>
+    <w:p/>
     <w:sectPr>
       <w:pgSz w:w="11910" w:h="16840"/>
       <w:pgMar w:top="1800" w:right="1480" w:bottom="280" w:left="1480" w:header="720" w:footer="720" w:gutter="0"/>
@@ -649,7 +1061,6 @@
       <w:lvlJc w:val="left"/>
       <w:pPr>
         <w:ind w:left="948" w:hanging="360"/>
-        <w:jc w:val="left"/>
       </w:pPr>
       <w:rPr>
         <w:rFonts w:ascii="Arial" w:eastAsia="Arial" w:hAnsi="Arial" w:cs="Arial" w:hint="default"/>
@@ -874,6 +1285,118 @@
     </w:lvl>
   </w:abstractNum>
   <w:abstractNum w:abstractNumId="2" w15:restartNumberingAfterBreak="0">
+    <w:nsid w:val="3452713D"/>
+    <w:multiLevelType w:val="hybridMultilevel"/>
+    <w:tmpl w:val="8AC08C5C"/>
+    <w:lvl w:ilvl="0" w:tplc="28EC2E48">
+      <w:numFmt w:val="bullet"/>
+      <w:lvlText w:val="-"/>
+      <w:lvlJc w:val="left"/>
+      <w:pPr>
+        <w:ind w:left="720" w:hanging="360"/>
+      </w:pPr>
+      <w:rPr>
+        <w:rFonts w:ascii="Aptos" w:eastAsiaTheme="minorHAnsi" w:hAnsi="Aptos" w:cstheme="minorBidi" w:hint="default"/>
+      </w:rPr>
+    </w:lvl>
+    <w:lvl w:ilvl="1" w:tplc="0C0A0003" w:tentative="1">
+      <w:start w:val="1"/>
+      <w:numFmt w:val="bullet"/>
+      <w:lvlText w:val="o"/>
+      <w:lvlJc w:val="left"/>
+      <w:pPr>
+        <w:ind w:left="1440" w:hanging="360"/>
+      </w:pPr>
+      <w:rPr>
+        <w:rFonts w:ascii="Courier New" w:hAnsi="Courier New" w:cs="Courier New" w:hint="default"/>
+      </w:rPr>
+    </w:lvl>
+    <w:lvl w:ilvl="2" w:tplc="0C0A0005" w:tentative="1">
+      <w:start w:val="1"/>
+      <w:numFmt w:val="bullet"/>
+      <w:lvlText w:val=""/>
+      <w:lvlJc w:val="left"/>
+      <w:pPr>
+        <w:ind w:left="2160" w:hanging="360"/>
+      </w:pPr>
+      <w:rPr>
+        <w:rFonts w:ascii="Wingdings" w:hAnsi="Wingdings" w:hint="default"/>
+      </w:rPr>
+    </w:lvl>
+    <w:lvl w:ilvl="3" w:tplc="0C0A0001" w:tentative="1">
+      <w:start w:val="1"/>
+      <w:numFmt w:val="bullet"/>
+      <w:lvlText w:val=""/>
+      <w:lvlJc w:val="left"/>
+      <w:pPr>
+        <w:ind w:left="2880" w:hanging="360"/>
+      </w:pPr>
+      <w:rPr>
+        <w:rFonts w:ascii="Symbol" w:hAnsi="Symbol" w:hint="default"/>
+      </w:rPr>
+    </w:lvl>
+    <w:lvl w:ilvl="4" w:tplc="0C0A0003" w:tentative="1">
+      <w:start w:val="1"/>
+      <w:numFmt w:val="bullet"/>
+      <w:lvlText w:val="o"/>
+      <w:lvlJc w:val="left"/>
+      <w:pPr>
+        <w:ind w:left="3600" w:hanging="360"/>
+      </w:pPr>
+      <w:rPr>
+        <w:rFonts w:ascii="Courier New" w:hAnsi="Courier New" w:cs="Courier New" w:hint="default"/>
+      </w:rPr>
+    </w:lvl>
+    <w:lvl w:ilvl="5" w:tplc="0C0A0005" w:tentative="1">
+      <w:start w:val="1"/>
+      <w:numFmt w:val="bullet"/>
+      <w:lvlText w:val=""/>
+      <w:lvlJc w:val="left"/>
+      <w:pPr>
+        <w:ind w:left="4320" w:hanging="360"/>
+      </w:pPr>
+      <w:rPr>
+        <w:rFonts w:ascii="Wingdings" w:hAnsi="Wingdings" w:hint="default"/>
+      </w:rPr>
+    </w:lvl>
+    <w:lvl w:ilvl="6" w:tplc="0C0A0001" w:tentative="1">
+      <w:start w:val="1"/>
+      <w:numFmt w:val="bullet"/>
+      <w:lvlText w:val=""/>
+      <w:lvlJc w:val="left"/>
+      <w:pPr>
+        <w:ind w:left="5040" w:hanging="360"/>
+      </w:pPr>
+      <w:rPr>
+        <w:rFonts w:ascii="Symbol" w:hAnsi="Symbol" w:hint="default"/>
+      </w:rPr>
+    </w:lvl>
+    <w:lvl w:ilvl="7" w:tplc="0C0A0003" w:tentative="1">
+      <w:start w:val="1"/>
+      <w:numFmt w:val="bullet"/>
+      <w:lvlText w:val="o"/>
+      <w:lvlJc w:val="left"/>
+      <w:pPr>
+        <w:ind w:left="5760" w:hanging="360"/>
+      </w:pPr>
+      <w:rPr>
+        <w:rFonts w:ascii="Courier New" w:hAnsi="Courier New" w:cs="Courier New" w:hint="default"/>
+      </w:rPr>
+    </w:lvl>
+    <w:lvl w:ilvl="8" w:tplc="0C0A0005" w:tentative="1">
+      <w:start w:val="1"/>
+      <w:numFmt w:val="bullet"/>
+      <w:lvlText w:val=""/>
+      <w:lvlJc w:val="left"/>
+      <w:pPr>
+        <w:ind w:left="6480" w:hanging="360"/>
+      </w:pPr>
+      <w:rPr>
+        <w:rFonts w:ascii="Wingdings" w:hAnsi="Wingdings" w:hint="default"/>
+      </w:rPr>
+    </w:lvl>
+  </w:abstractNum>
+  <w:abstractNum w:abstractNumId="3" w15:restartNumberingAfterBreak="0">
     <w:nsid w:val="5B871FC4"/>
     <w:multiLevelType w:val="hybridMultilevel"/>
     <w:tmpl w:val="BC2C7BC4"/>
@@ -979,6 +1502,232 @@
       <w:lvlJc w:val="left"/>
       <w:pPr>
         <w:ind w:left="6480" w:hanging="360"/>
+      </w:pPr>
+      <w:rPr>
+        <w:rFonts w:ascii="Wingdings" w:hAnsi="Wingdings" w:hint="default"/>
+      </w:rPr>
+    </w:lvl>
+  </w:abstractNum>
+  <w:abstractNum w:abstractNumId="4" w15:restartNumberingAfterBreak="0">
+    <w:nsid w:val="68681E69"/>
+    <w:multiLevelType w:val="hybridMultilevel"/>
+    <w:tmpl w:val="B05A085E"/>
+    <w:lvl w:ilvl="0" w:tplc="0C0A0001">
+      <w:start w:val="1"/>
+      <w:numFmt w:val="bullet"/>
+      <w:lvlText w:val=""/>
+      <w:lvlJc w:val="left"/>
+      <w:pPr>
+        <w:ind w:left="1080" w:hanging="360"/>
+      </w:pPr>
+      <w:rPr>
+        <w:rFonts w:ascii="Symbol" w:hAnsi="Symbol" w:hint="default"/>
+      </w:rPr>
+    </w:lvl>
+    <w:lvl w:ilvl="1" w:tplc="0C0A0003" w:tentative="1">
+      <w:start w:val="1"/>
+      <w:numFmt w:val="bullet"/>
+      <w:lvlText w:val="o"/>
+      <w:lvlJc w:val="left"/>
+      <w:pPr>
+        <w:ind w:left="1800" w:hanging="360"/>
+      </w:pPr>
+      <w:rPr>
+        <w:rFonts w:ascii="Courier New" w:hAnsi="Courier New" w:cs="Courier New" w:hint="default"/>
+      </w:rPr>
+    </w:lvl>
+    <w:lvl w:ilvl="2" w:tplc="0C0A0005" w:tentative="1">
+      <w:start w:val="1"/>
+      <w:numFmt w:val="bullet"/>
+      <w:lvlText w:val=""/>
+      <w:lvlJc w:val="left"/>
+      <w:pPr>
+        <w:ind w:left="2520" w:hanging="360"/>
+      </w:pPr>
+      <w:rPr>
+        <w:rFonts w:ascii="Wingdings" w:hAnsi="Wingdings" w:hint="default"/>
+      </w:rPr>
+    </w:lvl>
+    <w:lvl w:ilvl="3" w:tplc="0C0A0001" w:tentative="1">
+      <w:start w:val="1"/>
+      <w:numFmt w:val="bullet"/>
+      <w:lvlText w:val=""/>
+      <w:lvlJc w:val="left"/>
+      <w:pPr>
+        <w:ind w:left="3240" w:hanging="360"/>
+      </w:pPr>
+      <w:rPr>
+        <w:rFonts w:ascii="Symbol" w:hAnsi="Symbol" w:hint="default"/>
+      </w:rPr>
+    </w:lvl>
+    <w:lvl w:ilvl="4" w:tplc="0C0A0003" w:tentative="1">
+      <w:start w:val="1"/>
+      <w:numFmt w:val="bullet"/>
+      <w:lvlText w:val="o"/>
+      <w:lvlJc w:val="left"/>
+      <w:pPr>
+        <w:ind w:left="3960" w:hanging="360"/>
+      </w:pPr>
+      <w:rPr>
+        <w:rFonts w:ascii="Courier New" w:hAnsi="Courier New" w:cs="Courier New" w:hint="default"/>
+      </w:rPr>
+    </w:lvl>
+    <w:lvl w:ilvl="5" w:tplc="0C0A0005" w:tentative="1">
+      <w:start w:val="1"/>
+      <w:numFmt w:val="bullet"/>
+      <w:lvlText w:val=""/>
+      <w:lvlJc w:val="left"/>
+      <w:pPr>
+        <w:ind w:left="4680" w:hanging="360"/>
+      </w:pPr>
+      <w:rPr>
+        <w:rFonts w:ascii="Wingdings" w:hAnsi="Wingdings" w:hint="default"/>
+      </w:rPr>
+    </w:lvl>
+    <w:lvl w:ilvl="6" w:tplc="0C0A0001" w:tentative="1">
+      <w:start w:val="1"/>
+      <w:numFmt w:val="bullet"/>
+      <w:lvlText w:val=""/>
+      <w:lvlJc w:val="left"/>
+      <w:pPr>
+        <w:ind w:left="5400" w:hanging="360"/>
+      </w:pPr>
+      <w:rPr>
+        <w:rFonts w:ascii="Symbol" w:hAnsi="Symbol" w:hint="default"/>
+      </w:rPr>
+    </w:lvl>
+    <w:lvl w:ilvl="7" w:tplc="0C0A0003" w:tentative="1">
+      <w:start w:val="1"/>
+      <w:numFmt w:val="bullet"/>
+      <w:lvlText w:val="o"/>
+      <w:lvlJc w:val="left"/>
+      <w:pPr>
+        <w:ind w:left="6120" w:hanging="360"/>
+      </w:pPr>
+      <w:rPr>
+        <w:rFonts w:ascii="Courier New" w:hAnsi="Courier New" w:cs="Courier New" w:hint="default"/>
+      </w:rPr>
+    </w:lvl>
+    <w:lvl w:ilvl="8" w:tplc="0C0A0005" w:tentative="1">
+      <w:start w:val="1"/>
+      <w:numFmt w:val="bullet"/>
+      <w:lvlText w:val=""/>
+      <w:lvlJc w:val="left"/>
+      <w:pPr>
+        <w:ind w:left="6840" w:hanging="360"/>
+      </w:pPr>
+      <w:rPr>
+        <w:rFonts w:ascii="Wingdings" w:hAnsi="Wingdings" w:hint="default"/>
+      </w:rPr>
+    </w:lvl>
+  </w:abstractNum>
+  <w:abstractNum w:abstractNumId="5" w15:restartNumberingAfterBreak="0">
+    <w:nsid w:val="7D237666"/>
+    <w:multiLevelType w:val="hybridMultilevel"/>
+    <w:tmpl w:val="DD406EE2"/>
+    <w:lvl w:ilvl="0" w:tplc="0C0A0001">
+      <w:start w:val="1"/>
+      <w:numFmt w:val="bullet"/>
+      <w:lvlText w:val=""/>
+      <w:lvlJc w:val="left"/>
+      <w:pPr>
+        <w:ind w:left="1440" w:hanging="360"/>
+      </w:pPr>
+      <w:rPr>
+        <w:rFonts w:ascii="Symbol" w:hAnsi="Symbol" w:hint="default"/>
+      </w:rPr>
+    </w:lvl>
+    <w:lvl w:ilvl="1" w:tplc="0C0A0003" w:tentative="1">
+      <w:start w:val="1"/>
+      <w:numFmt w:val="bullet"/>
+      <w:lvlText w:val="o"/>
+      <w:lvlJc w:val="left"/>
+      <w:pPr>
+        <w:ind w:left="2160" w:hanging="360"/>
+      </w:pPr>
+      <w:rPr>
+        <w:rFonts w:ascii="Courier New" w:hAnsi="Courier New" w:cs="Courier New" w:hint="default"/>
+      </w:rPr>
+    </w:lvl>
+    <w:lvl w:ilvl="2" w:tplc="0C0A0005" w:tentative="1">
+      <w:start w:val="1"/>
+      <w:numFmt w:val="bullet"/>
+      <w:lvlText w:val=""/>
+      <w:lvlJc w:val="left"/>
+      <w:pPr>
+        <w:ind w:left="2880" w:hanging="360"/>
+      </w:pPr>
+      <w:rPr>
+        <w:rFonts w:ascii="Wingdings" w:hAnsi="Wingdings" w:hint="default"/>
+      </w:rPr>
+    </w:lvl>
+    <w:lvl w:ilvl="3" w:tplc="0C0A0001" w:tentative="1">
+      <w:start w:val="1"/>
+      <w:numFmt w:val="bullet"/>
+      <w:lvlText w:val=""/>
+      <w:lvlJc w:val="left"/>
+      <w:pPr>
+        <w:ind w:left="3600" w:hanging="360"/>
+      </w:pPr>
+      <w:rPr>
+        <w:rFonts w:ascii="Symbol" w:hAnsi="Symbol" w:hint="default"/>
+      </w:rPr>
+    </w:lvl>
+    <w:lvl w:ilvl="4" w:tplc="0C0A0003" w:tentative="1">
+      <w:start w:val="1"/>
+      <w:numFmt w:val="bullet"/>
+      <w:lvlText w:val="o"/>
+      <w:lvlJc w:val="left"/>
+      <w:pPr>
+        <w:ind w:left="4320" w:hanging="360"/>
+      </w:pPr>
+      <w:rPr>
+        <w:rFonts w:ascii="Courier New" w:hAnsi="Courier New" w:cs="Courier New" w:hint="default"/>
+      </w:rPr>
+    </w:lvl>
+    <w:lvl w:ilvl="5" w:tplc="0C0A0005" w:tentative="1">
+      <w:start w:val="1"/>
+      <w:numFmt w:val="bullet"/>
+      <w:lvlText w:val=""/>
+      <w:lvlJc w:val="left"/>
+      <w:pPr>
+        <w:ind w:left="5040" w:hanging="360"/>
+      </w:pPr>
+      <w:rPr>
+        <w:rFonts w:ascii="Wingdings" w:hAnsi="Wingdings" w:hint="default"/>
+      </w:rPr>
+    </w:lvl>
+    <w:lvl w:ilvl="6" w:tplc="0C0A0001" w:tentative="1">
+      <w:start w:val="1"/>
+      <w:numFmt w:val="bullet"/>
+      <w:lvlText w:val=""/>
+      <w:lvlJc w:val="left"/>
+      <w:pPr>
+        <w:ind w:left="5760" w:hanging="360"/>
+      </w:pPr>
+      <w:rPr>
+        <w:rFonts w:ascii="Symbol" w:hAnsi="Symbol" w:hint="default"/>
+      </w:rPr>
+    </w:lvl>
+    <w:lvl w:ilvl="7" w:tplc="0C0A0003" w:tentative="1">
+      <w:start w:val="1"/>
+      <w:numFmt w:val="bullet"/>
+      <w:lvlText w:val="o"/>
+      <w:lvlJc w:val="left"/>
+      <w:pPr>
+        <w:ind w:left="6480" w:hanging="360"/>
+      </w:pPr>
+      <w:rPr>
+        <w:rFonts w:ascii="Courier New" w:hAnsi="Courier New" w:cs="Courier New" w:hint="default"/>
+      </w:rPr>
+    </w:lvl>
+    <w:lvl w:ilvl="8" w:tplc="0C0A0005" w:tentative="1">
+      <w:start w:val="1"/>
+      <w:numFmt w:val="bullet"/>
+      <w:lvlText w:val=""/>
+      <w:lvlJc w:val="left"/>
+      <w:pPr>
+        <w:ind w:left="7200" w:hanging="360"/>
       </w:pPr>
       <w:rPr>
         <w:rFonts w:ascii="Wingdings" w:hAnsi="Wingdings" w:hint="default"/>
@@ -989,10 +1738,19 @@
     <w:abstractNumId w:val="0"/>
   </w:num>
   <w:num w:numId="2" w16cid:durableId="1011567455">
-    <w:abstractNumId w:val="2"/>
+    <w:abstractNumId w:val="3"/>
   </w:num>
   <w:num w:numId="3" w16cid:durableId="1082220577">
     <w:abstractNumId w:val="1"/>
+  </w:num>
+  <w:num w:numId="4" w16cid:durableId="1477719333">
+    <w:abstractNumId w:val="2"/>
+  </w:num>
+  <w:num w:numId="5" w16cid:durableId="1283417504">
+    <w:abstractNumId w:val="5"/>
+  </w:num>
+  <w:num w:numId="6" w16cid:durableId="57437447">
+    <w:abstractNumId w:val="4"/>
   </w:num>
 </w:numbering>
 </file>
